--- a/st10439453_POE Reflection Report.docx
+++ b/st10439453_POE Reflection Report.docx
@@ -189,6 +189,7 @@
                                           <w:dataBinding w:prefixMappings="xmlns:ns0='http://purl.org/dc/elements/1.1/' xmlns:ns1='http://schemas.openxmlformats.org/package/2006/metadata/core-properties' " w:xpath="/ns1:coreProperties[1]/ns0:title[1]" w:storeItemID="{6C3C8BC8-F283-45AE-878A-BAB7291924A1}"/>
                                           <w:text/>
                                         </w:sdtPr>
+                                        <w:sdtEndPr/>
                                         <w:sdtContent>
                                           <w:r>
                                             <w:rPr>
@@ -228,6 +229,7 @@
                                           <w:dataBinding w:prefixMappings="xmlns:ns0='http://purl.org/dc/elements/1.1/' xmlns:ns1='http://schemas.openxmlformats.org/package/2006/metadata/core-properties' " w:xpath="/ns1:coreProperties[1]/ns0:subject[1]" w:storeItemID="{6C3C8BC8-F283-45AE-878A-BAB7291924A1}"/>
                                           <w:text/>
                                         </w:sdtPr>
+                                        <w:sdtEndPr/>
                                         <w:sdtContent>
                                           <w:r>
                                             <w:rPr>
@@ -235,7 +237,7 @@
                                               <w:sz w:val="32"/>
                                               <w:szCs w:val="32"/>
                                             </w:rPr>
-                                            <w:t xml:space="preserve">WEB </w:t>
+                                            <w:t>WEB</w:t>
                                           </w:r>
                                         </w:sdtContent>
                                       </w:sdt>
@@ -289,6 +291,7 @@
                                             <w:dataBinding w:prefixMappings="xmlns:ns0='http://purl.org/dc/elements/1.1/' xmlns:ns1='http://schemas.openxmlformats.org/package/2006/metadata/core-properties' " w:xpath="/ns1:coreProperties[1]/ns0:creator[1]" w:storeItemID="{6C3C8BC8-F283-45AE-878A-BAB7291924A1}"/>
                                             <w:text/>
                                           </w:sdtPr>
+                                          <w:sdtEndPr/>
                                           <w:sdtContent>
                                             <w:tc>
                                               <w:tcPr>
@@ -361,6 +364,7 @@
                                                 <w:calendar w:val="gregorian"/>
                                               </w:date>
                                             </w:sdtPr>
+                                            <w:sdtEndPr/>
                                             <w:sdtContent>
                                               <w:p>
                                                 <w:pPr>
@@ -394,6 +398,7 @@
                                             <w:dataBinding w:prefixMappings="xmlns:ns0='http://purl.org/dc/elements/1.1/' xmlns:ns1='http://schemas.openxmlformats.org/package/2006/metadata/core-properties' " w:xpath="/ns1:coreProperties[1]/ns1:category[1]" w:storeItemID="{6C3C8BC8-F283-45AE-878A-BAB7291924A1}"/>
                                             <w:text/>
                                           </w:sdtPr>
+                                          <w:sdtEndPr/>
                                           <w:sdtContent>
                                             <w:tc>
                                               <w:tcPr>
@@ -570,6 +575,7 @@
                                     <w:dataBinding w:prefixMappings="xmlns:ns0='http://purl.org/dc/elements/1.1/' xmlns:ns1='http://schemas.openxmlformats.org/package/2006/metadata/core-properties' " w:xpath="/ns1:coreProperties[1]/ns0:title[1]" w:storeItemID="{6C3C8BC8-F283-45AE-878A-BAB7291924A1}"/>
                                     <w:text/>
                                   </w:sdtPr>
+                                  <w:sdtEndPr/>
                                   <w:sdtContent>
                                     <w:r>
                                       <w:rPr>
@@ -609,6 +615,7 @@
                                     <w:dataBinding w:prefixMappings="xmlns:ns0='http://purl.org/dc/elements/1.1/' xmlns:ns1='http://schemas.openxmlformats.org/package/2006/metadata/core-properties' " w:xpath="/ns1:coreProperties[1]/ns0:subject[1]" w:storeItemID="{6C3C8BC8-F283-45AE-878A-BAB7291924A1}"/>
                                     <w:text/>
                                   </w:sdtPr>
+                                  <w:sdtEndPr/>
                                   <w:sdtContent>
                                     <w:r>
                                       <w:rPr>
@@ -616,7 +623,7 @@
                                         <w:sz w:val="32"/>
                                         <w:szCs w:val="32"/>
                                       </w:rPr>
-                                      <w:t xml:space="preserve">WEB </w:t>
+                                      <w:t>WEB</w:t>
                                     </w:r>
                                   </w:sdtContent>
                                 </w:sdt>
@@ -670,6 +677,7 @@
                                       <w:dataBinding w:prefixMappings="xmlns:ns0='http://purl.org/dc/elements/1.1/' xmlns:ns1='http://schemas.openxmlformats.org/package/2006/metadata/core-properties' " w:xpath="/ns1:coreProperties[1]/ns0:creator[1]" w:storeItemID="{6C3C8BC8-F283-45AE-878A-BAB7291924A1}"/>
                                       <w:text/>
                                     </w:sdtPr>
+                                    <w:sdtEndPr/>
                                     <w:sdtContent>
                                       <w:tc>
                                         <w:tcPr>
@@ -742,6 +750,7 @@
                                           <w:calendar w:val="gregorian"/>
                                         </w:date>
                                       </w:sdtPr>
+                                      <w:sdtEndPr/>
                                       <w:sdtContent>
                                         <w:p>
                                           <w:pPr>
@@ -775,6 +784,7 @@
                                       <w:dataBinding w:prefixMappings="xmlns:ns0='http://purl.org/dc/elements/1.1/' xmlns:ns1='http://schemas.openxmlformats.org/package/2006/metadata/core-properties' " w:xpath="/ns1:coreProperties[1]/ns1:category[1]" w:storeItemID="{6C3C8BC8-F283-45AE-878A-BAB7291924A1}"/>
                                       <w:text/>
                                     </w:sdtPr>
+                                    <w:sdtEndPr/>
                                     <w:sdtContent>
                                       <w:tc>
                                         <w:tcPr>
@@ -898,13 +908,48 @@
         <w:rPr>
           <w:rFonts w:asciiTheme="minorHAnsi" w:hAnsiTheme="minorHAnsi" w:cstheme="minorHAnsi"/>
         </w:rPr>
-        <w:t xml:space="preserve"> Clothing Store Web Application using PHP, MySQL, HTML, CSS, and JavaScript. The project involved creating a functional e-commerce website that allows users to register, log in, browse clothing items, manage </w:t>
+        <w:t xml:space="preserve"> Clothing Store Web Application using PHP, MySQL, HTML, CSS, and JavaScript</w:t>
+      </w:r>
+      <w:r>
+        <w:t xml:space="preserve"> </w:t>
+      </w:r>
+      <w:r>
+        <w:rPr>
+          <w:rFonts w:asciiTheme="minorHAnsi" w:hAnsiTheme="minorHAnsi" w:cstheme="minorHAnsi"/>
+        </w:rPr>
+        <w:t xml:space="preserve">(PHP Documentation, </w:t>
       </w:r>
       <w:proofErr w:type="spellStart"/>
       <w:r>
         <w:rPr>
           <w:rFonts w:asciiTheme="minorHAnsi" w:hAnsiTheme="minorHAnsi" w:cstheme="minorHAnsi"/>
         </w:rPr>
+        <w:t>n.d.</w:t>
+      </w:r>
+      <w:proofErr w:type="spellEnd"/>
+      <w:r>
+        <w:rPr>
+          <w:rFonts w:asciiTheme="minorHAnsi" w:hAnsiTheme="minorHAnsi" w:cstheme="minorHAnsi"/>
+        </w:rPr>
+        <w:t>)</w:t>
+      </w:r>
+      <w:r>
+        <w:rPr>
+          <w:rFonts w:asciiTheme="minorHAnsi" w:hAnsiTheme="minorHAnsi" w:cstheme="minorHAnsi"/>
+        </w:rPr>
+        <w:t>.</w:t>
+      </w:r>
+      <w:r>
+        <w:rPr>
+          <w:rFonts w:asciiTheme="minorHAnsi" w:hAnsiTheme="minorHAnsi" w:cstheme="minorHAnsi"/>
+        </w:rPr>
+        <w:t xml:space="preserve"> The project involved creating a functional e-commerce website that allows users to register, log in, browse clothing items, manage </w:t>
+      </w:r>
+      <w:proofErr w:type="spellStart"/>
+      <w:r>
+        <w:rPr>
+          <w:rFonts w:asciiTheme="minorHAnsi" w:hAnsiTheme="minorHAnsi" w:cstheme="minorHAnsi"/>
+        </w:rPr>
         <w:t>wishlists</w:t>
       </w:r>
       <w:proofErr w:type="spellEnd"/>
@@ -970,7 +1015,42 @@
         <w:rPr>
           <w:rFonts w:asciiTheme="minorHAnsi" w:hAnsiTheme="minorHAnsi" w:cstheme="minorHAnsi"/>
         </w:rPr>
-        <w:t xml:space="preserve"> website, including database creation and management, PHP scripting, user authentication, database connectivity, and ensuring that information was correctly stored and retrieved from the MySQL database. I also assisted with testing and debugging the application to ensure that all features functioned correctly and met the project requirements.</w:t>
+        <w:t xml:space="preserve"> website, including database creation and management, PHP scripting, user authentication, database connectivity, and ensuring that information was correctly stored and retrieved from the MySQL database</w:t>
+      </w:r>
+      <w:r>
+        <w:t xml:space="preserve"> </w:t>
+      </w:r>
+      <w:r>
+        <w:rPr>
+          <w:rFonts w:asciiTheme="minorHAnsi" w:hAnsiTheme="minorHAnsi" w:cstheme="minorHAnsi"/>
+        </w:rPr>
+        <w:t xml:space="preserve">(MySQL, </w:t>
+      </w:r>
+      <w:proofErr w:type="spellStart"/>
+      <w:r>
+        <w:rPr>
+          <w:rFonts w:asciiTheme="minorHAnsi" w:hAnsiTheme="minorHAnsi" w:cstheme="minorHAnsi"/>
+        </w:rPr>
+        <w:t>n.d.</w:t>
+      </w:r>
+      <w:proofErr w:type="spellEnd"/>
+      <w:r>
+        <w:rPr>
+          <w:rFonts w:asciiTheme="minorHAnsi" w:hAnsiTheme="minorHAnsi" w:cstheme="minorHAnsi"/>
+        </w:rPr>
+        <w:t>)</w:t>
+      </w:r>
+      <w:r>
+        <w:rPr>
+          <w:rFonts w:asciiTheme="minorHAnsi" w:hAnsiTheme="minorHAnsi" w:cstheme="minorHAnsi"/>
+        </w:rPr>
+        <w:t>.</w:t>
+      </w:r>
+      <w:r>
+        <w:rPr>
+          <w:rFonts w:asciiTheme="minorHAnsi" w:hAnsiTheme="minorHAnsi" w:cstheme="minorHAnsi"/>
+        </w:rPr>
+        <w:t xml:space="preserve"> I also assisted with testing and debugging the application to ensure that all features functioned correctly and met the project requirements.</w:t>
       </w:r>
     </w:p>
     <w:p>
@@ -1057,7 +1137,44 @@
         <w:rPr>
           <w:rFonts w:asciiTheme="minorHAnsi" w:hAnsiTheme="minorHAnsi" w:cstheme="minorHAnsi"/>
         </w:rPr>
-        <w:t>The first scenario involved researching PHP and MySQL functionality to implement user authentication and database operations. I consulted online documentation, tutorials, and examples to understand how to connect the website to the database, manage user sessions, and perform CRUD operations.</w:t>
+        <w:t>The first scenario involved researching PHP and MySQL functionality to implement user authentication and database operations. I consulted online documentation, tutorials, and examples to understand how to connect the website to the database, manage user sessions, and perform CRUD operations</w:t>
+      </w:r>
+      <w:r>
+        <w:t xml:space="preserve"> </w:t>
+      </w:r>
+      <w:r>
+        <w:rPr>
+          <w:rFonts w:asciiTheme="minorHAnsi" w:hAnsiTheme="minorHAnsi" w:cstheme="minorHAnsi"/>
+        </w:rPr>
+        <w:t xml:space="preserve">(PHP Documentation, </w:t>
+      </w:r>
+      <w:proofErr w:type="spellStart"/>
+      <w:r>
+        <w:rPr>
+          <w:rFonts w:asciiTheme="minorHAnsi" w:hAnsiTheme="minorHAnsi" w:cstheme="minorHAnsi"/>
+        </w:rPr>
+        <w:t>n.d.</w:t>
+      </w:r>
+      <w:proofErr w:type="spellEnd"/>
+      <w:r>
+        <w:rPr>
+          <w:rFonts w:asciiTheme="minorHAnsi" w:hAnsiTheme="minorHAnsi" w:cstheme="minorHAnsi"/>
+        </w:rPr>
+        <w:t xml:space="preserve">; MySQL, </w:t>
+      </w:r>
+      <w:proofErr w:type="spellStart"/>
+      <w:r>
+        <w:rPr>
+          <w:rFonts w:asciiTheme="minorHAnsi" w:hAnsiTheme="minorHAnsi" w:cstheme="minorHAnsi"/>
+        </w:rPr>
+        <w:t>n.d.</w:t>
+      </w:r>
+      <w:proofErr w:type="spellEnd"/>
+      <w:r>
+        <w:rPr>
+          <w:rFonts w:asciiTheme="minorHAnsi" w:hAnsiTheme="minorHAnsi" w:cstheme="minorHAnsi"/>
+        </w:rPr>
+        <w:t>).</w:t>
       </w:r>
     </w:p>
     <w:p>
@@ -1071,7 +1188,36 @@
         <w:rPr>
           <w:rFonts w:asciiTheme="minorHAnsi" w:hAnsiTheme="minorHAnsi" w:cstheme="minorHAnsi"/>
         </w:rPr>
-        <w:t>The second scenario involved researching GitHub version control and repository management. I needed to learn how to push project files, manage commits, organize folders, and collaborate effectively with team members through GitHub. This research helped me understand the importance of version control in software development projects.</w:t>
+        <w:t>The second scenario involved researching GitHub version control and repository management. I needed to learn how to push project files, manage commits, organize folders, and collaborate effectively with team members through GitHub. This research helped me understand the importance of version control in software development projects</w:t>
+      </w:r>
+      <w:r>
+        <w:t xml:space="preserve"> </w:t>
+      </w:r>
+      <w:r>
+        <w:rPr>
+          <w:rFonts w:asciiTheme="minorHAnsi" w:hAnsiTheme="minorHAnsi" w:cstheme="minorHAnsi"/>
+        </w:rPr>
+        <w:t xml:space="preserve">(GitHub, </w:t>
+      </w:r>
+      <w:proofErr w:type="spellStart"/>
+      <w:r>
+        <w:rPr>
+          <w:rFonts w:asciiTheme="minorHAnsi" w:hAnsiTheme="minorHAnsi" w:cstheme="minorHAnsi"/>
+        </w:rPr>
+        <w:t>n.d.</w:t>
+      </w:r>
+      <w:proofErr w:type="spellEnd"/>
+      <w:r>
+        <w:rPr>
+          <w:rFonts w:asciiTheme="minorHAnsi" w:hAnsiTheme="minorHAnsi" w:cstheme="minorHAnsi"/>
+        </w:rPr>
+        <w:t>)</w:t>
+      </w:r>
+      <w:r>
+        <w:rPr>
+          <w:rFonts w:asciiTheme="minorHAnsi" w:hAnsiTheme="minorHAnsi" w:cstheme="minorHAnsi"/>
+        </w:rPr>
+        <w:t>.</w:t>
       </w:r>
     </w:p>
     <w:p>
@@ -1114,7 +1260,36 @@
         <w:rPr>
           <w:rFonts w:asciiTheme="minorHAnsi" w:hAnsiTheme="minorHAnsi" w:cstheme="minorHAnsi"/>
         </w:rPr>
-        <w:t>One task I performed well was database integration. As the Back-End Developer, I successfully worked with MySQL tables, database connections, and data management to ensure that the website could retrieve and display information correctly.</w:t>
+        <w:t>One task I performed well was database integration. As the Back-End Developer, I successfully worked with MySQL tables, database connections, and data management to ensure that the website could retrieve and display information correctly</w:t>
+      </w:r>
+      <w:r>
+        <w:t xml:space="preserve"> </w:t>
+      </w:r>
+      <w:r>
+        <w:rPr>
+          <w:rFonts w:asciiTheme="minorHAnsi" w:hAnsiTheme="minorHAnsi" w:cstheme="minorHAnsi"/>
+        </w:rPr>
+        <w:t xml:space="preserve">(MySQL, </w:t>
+      </w:r>
+      <w:proofErr w:type="spellStart"/>
+      <w:r>
+        <w:rPr>
+          <w:rFonts w:asciiTheme="minorHAnsi" w:hAnsiTheme="minorHAnsi" w:cstheme="minorHAnsi"/>
+        </w:rPr>
+        <w:t>n.d.</w:t>
+      </w:r>
+      <w:proofErr w:type="spellEnd"/>
+      <w:r>
+        <w:rPr>
+          <w:rFonts w:asciiTheme="minorHAnsi" w:hAnsiTheme="minorHAnsi" w:cstheme="minorHAnsi"/>
+        </w:rPr>
+        <w:t>)</w:t>
+      </w:r>
+      <w:r>
+        <w:rPr>
+          <w:rFonts w:asciiTheme="minorHAnsi" w:hAnsiTheme="minorHAnsi" w:cstheme="minorHAnsi"/>
+        </w:rPr>
+        <w:t>.</w:t>
       </w:r>
     </w:p>
     <w:p>
@@ -1246,11 +1421,48 @@
       </w:r>
     </w:p>
     <w:p>
-      <w:r>
+      <w:pPr>
         <w:rPr>
           <w:rFonts w:cstheme="minorHAnsi"/>
         </w:rPr>
-        <w:t>One challenge I experienced was working with GitHub and repository management. At times, I struggled with understanding the correct folder structure and pushing files to the repository correctly.</w:t>
+      </w:pPr>
+      <w:r>
+        <w:rPr>
+          <w:rFonts w:cstheme="minorHAnsi"/>
+        </w:rPr>
+        <w:t xml:space="preserve">One challenge I experienced was working with GitHub and repository management. At times, I struggled with understanding the correct folder structure and pushing files to the repository </w:t>
+      </w:r>
+      <w:r>
+        <w:rPr>
+          <w:rFonts w:cstheme="minorHAnsi"/>
+        </w:rPr>
+        <w:t>correctly</w:t>
+      </w:r>
+      <w:r>
+        <w:rPr>
+          <w:rFonts w:cstheme="minorHAnsi"/>
+        </w:rPr>
+        <w:t xml:space="preserve"> (GitHub, </w:t>
+      </w:r>
+      <w:proofErr w:type="spellStart"/>
+      <w:r>
+        <w:rPr>
+          <w:rFonts w:cstheme="minorHAnsi"/>
+        </w:rPr>
+        <w:t>n.d.</w:t>
+      </w:r>
+      <w:proofErr w:type="spellEnd"/>
+      <w:r>
+        <w:rPr>
+          <w:rFonts w:cstheme="minorHAnsi"/>
+        </w:rPr>
+        <w:t>)</w:t>
+      </w:r>
+      <w:r>
+        <w:rPr>
+          <w:rFonts w:cstheme="minorHAnsi"/>
+        </w:rPr>
+        <w:t>.</w:t>
       </w:r>
     </w:p>
     <w:p>
@@ -1325,22 +1537,58 @@
           <w:sz w:val="24"/>
           <w:szCs w:val="24"/>
         </w:rPr>
-        <w:t>To improve my weaknesses, I plan to spend more time practicing GitHub workflows and learning advanced PHP development techniques. I also intend to work on more web development projects to gain practical experience and improve my confidence.</w:t>
-      </w:r>
-    </w:p>
-    <w:p>
-      <w:pPr>
+        <w:t>To improve my weaknesses, I plan to spend more time practicing GitHub workflows and learning advanced PHP development techniques. I also intend to work on more web development projects to gain practical experience and improve my confidence</w:t>
+      </w:r>
+      <w:r>
+        <w:t xml:space="preserve"> </w:t>
+      </w:r>
+      <w:r>
+        <w:t xml:space="preserve">(GitHub, </w:t>
+      </w:r>
+      <w:proofErr w:type="spellStart"/>
+      <w:r>
+        <w:t>n.d.</w:t>
+      </w:r>
+      <w:proofErr w:type="spellEnd"/>
+      <w:r>
+        <w:t>)</w:t>
+      </w:r>
+      <w:r>
         <w:rPr>
           <w:sz w:val="24"/>
           <w:szCs w:val="24"/>
         </w:rPr>
-      </w:pPr>
-      <w:r>
+        <w:t>.</w:t>
+      </w:r>
+    </w:p>
+    <w:p>
+      <w:pPr>
         <w:rPr>
           <w:sz w:val="24"/>
           <w:szCs w:val="24"/>
         </w:rPr>
-        <w:t>Additionally, I will make greater use of online tutorials, technical documentation, and coding exercises to strengthen my understanding of back-end development and version control systems.</w:t>
+      </w:pPr>
+      <w:r>
+        <w:rPr>
+          <w:sz w:val="24"/>
+          <w:szCs w:val="24"/>
+        </w:rPr>
+        <w:t>Additionally, I will make greater use of online tutorials, technical documentation, and coding exercises to strengthen my understanding of back-end development and version control systems</w:t>
+      </w:r>
+      <w:r>
+        <w:t xml:space="preserve"> </w:t>
+      </w:r>
+      <w:r>
+        <w:t>(PHP Documentation, n.d.)</w:t>
+      </w:r>
+      <w:bookmarkStart w:id="0" w:name="_GoBack"/>
+      <w:bookmarkEnd w:id="0"/>
+      <w:r>
+        <w:rPr>
+          <w:sz w:val="24"/>
+          <w:szCs w:val="24"/>
+        </w:rPr>
+        <w:t>.</w:t>
       </w:r>
     </w:p>
     <w:p>
@@ -1385,6 +1633,280 @@
           <w:rFonts w:asciiTheme="minorHAnsi" w:hAnsiTheme="minorHAnsi" w:cstheme="minorHAnsi"/>
         </w:rPr>
         <w:t>Although there were challenges throughout the project, they provided opportunities for growth and learning. The experience improved my understanding of back-end development, database management, teamwork, and problem-solving, and it has prepared me for future academic projects and professional opportunities in the IT industry.</w:t>
+      </w:r>
+    </w:p>
+    <w:p>
+      <w:pPr>
+        <w:pStyle w:val="Heading2"/>
+        <w:rPr>
+          <w:rStyle w:val="Strong"/>
+          <w:rFonts w:asciiTheme="minorHAnsi" w:hAnsiTheme="minorHAnsi" w:cstheme="minorHAnsi"/>
+          <w:b/>
+          <w:bCs/>
+        </w:rPr>
+      </w:pPr>
+    </w:p>
+    <w:p>
+      <w:pPr>
+        <w:pStyle w:val="Heading2"/>
+        <w:rPr>
+          <w:rStyle w:val="Strong"/>
+          <w:rFonts w:asciiTheme="minorHAnsi" w:hAnsiTheme="minorHAnsi" w:cstheme="minorHAnsi"/>
+          <w:b/>
+          <w:bCs/>
+        </w:rPr>
+      </w:pPr>
+    </w:p>
+    <w:p>
+      <w:pPr>
+        <w:pStyle w:val="Heading2"/>
+        <w:rPr>
+          <w:rStyle w:val="Strong"/>
+          <w:rFonts w:asciiTheme="minorHAnsi" w:hAnsiTheme="minorHAnsi" w:cstheme="minorHAnsi"/>
+          <w:b/>
+          <w:bCs/>
+        </w:rPr>
+      </w:pPr>
+    </w:p>
+    <w:p>
+      <w:pPr>
+        <w:pStyle w:val="Heading2"/>
+        <w:rPr>
+          <w:rFonts w:asciiTheme="minorHAnsi" w:hAnsiTheme="minorHAnsi" w:cstheme="minorHAnsi"/>
+        </w:rPr>
+      </w:pPr>
+      <w:r>
+        <w:rPr>
+          <w:rStyle w:val="Strong"/>
+          <w:rFonts w:asciiTheme="minorHAnsi" w:hAnsiTheme="minorHAnsi" w:cstheme="minorHAnsi"/>
+          <w:b/>
+          <w:bCs/>
+        </w:rPr>
+        <w:t>References</w:t>
+      </w:r>
+    </w:p>
+    <w:p>
+      <w:pPr>
+        <w:pStyle w:val="NormalWeb"/>
+        <w:rPr>
+          <w:rFonts w:asciiTheme="minorHAnsi" w:hAnsiTheme="minorHAnsi" w:cstheme="minorHAnsi"/>
+        </w:rPr>
+      </w:pPr>
+      <w:r>
+        <w:rPr>
+          <w:rFonts w:asciiTheme="minorHAnsi" w:hAnsiTheme="minorHAnsi" w:cstheme="minorHAnsi"/>
+        </w:rPr>
+        <w:t>PHP Documentation. (</w:t>
+      </w:r>
+      <w:proofErr w:type="spellStart"/>
+      <w:r>
+        <w:rPr>
+          <w:rFonts w:asciiTheme="minorHAnsi" w:hAnsiTheme="minorHAnsi" w:cstheme="minorHAnsi"/>
+        </w:rPr>
+        <w:t>n.d.</w:t>
+      </w:r>
+      <w:proofErr w:type="spellEnd"/>
+      <w:r>
+        <w:rPr>
+          <w:rFonts w:asciiTheme="minorHAnsi" w:hAnsiTheme="minorHAnsi" w:cstheme="minorHAnsi"/>
+        </w:rPr>
+        <w:t xml:space="preserve">). </w:t>
+      </w:r>
+      <w:r>
+        <w:rPr>
+          <w:rStyle w:val="Emphasis"/>
+          <w:rFonts w:asciiTheme="minorHAnsi" w:eastAsiaTheme="majorEastAsia" w:hAnsiTheme="minorHAnsi" w:cstheme="minorHAnsi"/>
+        </w:rPr>
+        <w:t>PHP Manual</w:t>
+      </w:r>
+      <w:r>
+        <w:rPr>
+          <w:rFonts w:asciiTheme="minorHAnsi" w:hAnsiTheme="minorHAnsi" w:cstheme="minorHAnsi"/>
+        </w:rPr>
+        <w:t xml:space="preserve">. Available at: </w:t>
+      </w:r>
+      <w:hyperlink r:id="rId7" w:tgtFrame="_new" w:history="1">
+        <w:r>
+          <w:rPr>
+            <w:rStyle w:val="Hyperlink"/>
+            <w:rFonts w:asciiTheme="minorHAnsi" w:hAnsiTheme="minorHAnsi" w:cstheme="minorHAnsi"/>
+          </w:rPr>
+          <w:t>https://www.php.net/manual/</w:t>
+        </w:r>
+      </w:hyperlink>
+      <w:r>
+        <w:rPr>
+          <w:rFonts w:asciiTheme="minorHAnsi" w:hAnsiTheme="minorHAnsi" w:cstheme="minorHAnsi"/>
+        </w:rPr>
+        <w:t xml:space="preserve"> (Accessed: 18 June 2026)</w:t>
+      </w:r>
+    </w:p>
+    <w:p>
+      <w:pPr>
+        <w:pStyle w:val="NormalWeb"/>
+        <w:rPr>
+          <w:rFonts w:asciiTheme="minorHAnsi" w:hAnsiTheme="minorHAnsi" w:cstheme="minorHAnsi"/>
+        </w:rPr>
+      </w:pPr>
+      <w:r>
+        <w:rPr>
+          <w:rFonts w:asciiTheme="minorHAnsi" w:hAnsiTheme="minorHAnsi" w:cstheme="minorHAnsi"/>
+        </w:rPr>
+        <w:t>MySQL. (</w:t>
+      </w:r>
+      <w:proofErr w:type="spellStart"/>
+      <w:r>
+        <w:rPr>
+          <w:rFonts w:asciiTheme="minorHAnsi" w:hAnsiTheme="minorHAnsi" w:cstheme="minorHAnsi"/>
+        </w:rPr>
+        <w:t>n.d.</w:t>
+      </w:r>
+      <w:proofErr w:type="spellEnd"/>
+      <w:r>
+        <w:rPr>
+          <w:rFonts w:asciiTheme="minorHAnsi" w:hAnsiTheme="minorHAnsi" w:cstheme="minorHAnsi"/>
+        </w:rPr>
+        <w:t xml:space="preserve">). </w:t>
+      </w:r>
+      <w:r>
+        <w:rPr>
+          <w:rStyle w:val="Emphasis"/>
+          <w:rFonts w:asciiTheme="minorHAnsi" w:eastAsiaTheme="majorEastAsia" w:hAnsiTheme="minorHAnsi" w:cstheme="minorHAnsi"/>
+        </w:rPr>
+        <w:t>MySQL 8.0 Reference Manual</w:t>
+      </w:r>
+      <w:r>
+        <w:rPr>
+          <w:rFonts w:asciiTheme="minorHAnsi" w:hAnsiTheme="minorHAnsi" w:cstheme="minorHAnsi"/>
+        </w:rPr>
+        <w:t xml:space="preserve">. Available at: </w:t>
+      </w:r>
+      <w:hyperlink r:id="rId8" w:tgtFrame="_new" w:history="1">
+        <w:r>
+          <w:rPr>
+            <w:rStyle w:val="Hyperlink"/>
+            <w:rFonts w:asciiTheme="minorHAnsi" w:hAnsiTheme="minorHAnsi" w:cstheme="minorHAnsi"/>
+          </w:rPr>
+          <w:t>https://dev.mysql.com/doc/</w:t>
+        </w:r>
+      </w:hyperlink>
+      <w:r>
+        <w:rPr>
+          <w:rFonts w:asciiTheme="minorHAnsi" w:hAnsiTheme="minorHAnsi" w:cstheme="minorHAnsi"/>
+        </w:rPr>
+        <w:t xml:space="preserve"> (Accessed: 18 June 2026)</w:t>
+      </w:r>
+    </w:p>
+    <w:p>
+      <w:pPr>
+        <w:pStyle w:val="NormalWeb"/>
+        <w:rPr>
+          <w:rFonts w:asciiTheme="minorHAnsi" w:hAnsiTheme="minorHAnsi" w:cstheme="minorHAnsi"/>
+        </w:rPr>
+      </w:pPr>
+      <w:r>
+        <w:rPr>
+          <w:rFonts w:asciiTheme="minorHAnsi" w:hAnsiTheme="minorHAnsi" w:cstheme="minorHAnsi"/>
+        </w:rPr>
+        <w:t>GitHub. (</w:t>
+      </w:r>
+      <w:proofErr w:type="spellStart"/>
+      <w:r>
+        <w:rPr>
+          <w:rFonts w:asciiTheme="minorHAnsi" w:hAnsiTheme="minorHAnsi" w:cstheme="minorHAnsi"/>
+        </w:rPr>
+        <w:t>n.d.</w:t>
+      </w:r>
+      <w:proofErr w:type="spellEnd"/>
+      <w:r>
+        <w:rPr>
+          <w:rFonts w:asciiTheme="minorHAnsi" w:hAnsiTheme="minorHAnsi" w:cstheme="minorHAnsi"/>
+        </w:rPr>
+        <w:t xml:space="preserve">). </w:t>
+      </w:r>
+      <w:r>
+        <w:rPr>
+          <w:rStyle w:val="Emphasis"/>
+          <w:rFonts w:asciiTheme="minorHAnsi" w:eastAsiaTheme="majorEastAsia" w:hAnsiTheme="minorHAnsi" w:cstheme="minorHAnsi"/>
+        </w:rPr>
+        <w:t>GitHub Docs</w:t>
+      </w:r>
+      <w:r>
+        <w:rPr>
+          <w:rFonts w:asciiTheme="minorHAnsi" w:hAnsiTheme="minorHAnsi" w:cstheme="minorHAnsi"/>
+        </w:rPr>
+        <w:t xml:space="preserve">. Available at: </w:t>
+      </w:r>
+      <w:hyperlink r:id="rId9" w:tgtFrame="_new" w:history="1">
+        <w:r>
+          <w:rPr>
+            <w:rStyle w:val="Hyperlink"/>
+            <w:rFonts w:asciiTheme="minorHAnsi" w:hAnsiTheme="minorHAnsi" w:cstheme="minorHAnsi"/>
+          </w:rPr>
+          <w:t>https://docs.github.com/</w:t>
+        </w:r>
+      </w:hyperlink>
+      <w:r>
+        <w:rPr>
+          <w:rFonts w:asciiTheme="minorHAnsi" w:hAnsiTheme="minorHAnsi" w:cstheme="minorHAnsi"/>
+        </w:rPr>
+        <w:t xml:space="preserve"> (Accessed: 18 June 2026)</w:t>
+      </w:r>
+    </w:p>
+    <w:p>
+      <w:pPr>
+        <w:pStyle w:val="NormalWeb"/>
+        <w:rPr>
+          <w:rFonts w:asciiTheme="minorHAnsi" w:hAnsiTheme="minorHAnsi" w:cstheme="minorHAnsi"/>
+        </w:rPr>
+      </w:pPr>
+      <w:r>
+        <w:rPr>
+          <w:rFonts w:asciiTheme="minorHAnsi" w:hAnsiTheme="minorHAnsi" w:cstheme="minorHAnsi"/>
+        </w:rPr>
+        <w:t>W3Schools. (</w:t>
+      </w:r>
+      <w:proofErr w:type="spellStart"/>
+      <w:r>
+        <w:rPr>
+          <w:rFonts w:asciiTheme="minorHAnsi" w:hAnsiTheme="minorHAnsi" w:cstheme="minorHAnsi"/>
+        </w:rPr>
+        <w:t>n.d.</w:t>
+      </w:r>
+      <w:proofErr w:type="spellEnd"/>
+      <w:r>
+        <w:rPr>
+          <w:rFonts w:asciiTheme="minorHAnsi" w:hAnsiTheme="minorHAnsi" w:cstheme="minorHAnsi"/>
+        </w:rPr>
+        <w:t xml:space="preserve">). </w:t>
+      </w:r>
+      <w:r>
+        <w:rPr>
+          <w:rStyle w:val="Emphasis"/>
+          <w:rFonts w:asciiTheme="minorHAnsi" w:eastAsiaTheme="majorEastAsia" w:hAnsiTheme="minorHAnsi" w:cstheme="minorHAnsi"/>
+        </w:rPr>
+        <w:t>Web Development Tutorials</w:t>
+      </w:r>
+      <w:r>
+        <w:rPr>
+          <w:rFonts w:asciiTheme="minorHAnsi" w:hAnsiTheme="minorHAnsi" w:cstheme="minorHAnsi"/>
+        </w:rPr>
+        <w:t xml:space="preserve">. Available at: </w:t>
+      </w:r>
+      <w:hyperlink r:id="rId10" w:tgtFrame="_new" w:history="1">
+        <w:r>
+          <w:rPr>
+            <w:rStyle w:val="Hyperlink"/>
+            <w:rFonts w:asciiTheme="minorHAnsi" w:hAnsiTheme="minorHAnsi" w:cstheme="minorHAnsi"/>
+          </w:rPr>
+          <w:t>https://www.w3schools.com/</w:t>
+        </w:r>
+      </w:hyperlink>
+      <w:r>
+        <w:rPr>
+          <w:rFonts w:asciiTheme="minorHAnsi" w:hAnsiTheme="minorHAnsi" w:cstheme="minorHAnsi"/>
+        </w:rPr>
+        <w:t xml:space="preserve"> (Accessed: 18 June 2026)</w:t>
       </w:r>
     </w:p>
     <w:p>
@@ -2088,6 +2610,29 @@
       <w:spacing w:after="0" w:line="240" w:lineRule="auto"/>
     </w:pPr>
   </w:style>
+  <w:style w:type="character" w:styleId="Emphasis">
+    <w:name w:val="Emphasis"/>
+    <w:basedOn w:val="DefaultParagraphFont"/>
+    <w:uiPriority w:val="20"/>
+    <w:qFormat/>
+    <w:rsid w:val="005F1AB8"/>
+    <w:rPr>
+      <w:i/>
+      <w:iCs/>
+    </w:rPr>
+  </w:style>
+  <w:style w:type="character" w:styleId="Hyperlink">
+    <w:name w:val="Hyperlink"/>
+    <w:basedOn w:val="DefaultParagraphFont"/>
+    <w:uiPriority w:val="99"/>
+    <w:semiHidden/>
+    <w:unhideWhenUsed/>
+    <w:rsid w:val="005F1AB8"/>
+    <w:rPr>
+      <w:color w:val="0000FF"/>
+      <w:u w:val="single"/>
+    </w:rPr>
+  </w:style>
 </w:styles>
 </file>
 
